--- a/AZ_project.docx
+++ b/AZ_project.docx
@@ -1427,55 +1427,265 @@
           <w:rFonts w:ascii="Times New Roman" w:hAnsi="Times New Roman" w:cs="Times New Roman"/>
           <w:b/>
           <w:bCs/>
-          <w:sz w:val="28"/>
-          <w:szCs w:val="28"/>
-        </w:rPr>
-      </w:pPr>
-      <w:r>
+        </w:rPr>
+      </w:pPr>
+    </w:p>
+    <w:p>
+      <w:pPr>
         <w:rPr>
           <w:rFonts w:ascii="Times New Roman" w:hAnsi="Times New Roman" w:cs="Times New Roman"/>
           <w:b/>
           <w:bCs/>
-          <w:sz w:val="28"/>
-          <w:szCs w:val="28"/>
-        </w:rPr>
-        <w:t xml:space="preserve">GIT HUB REPO </w:t>
-      </w:r>
-      <w:proofErr w:type="gramStart"/>
-      <w:r>
+        </w:rPr>
+      </w:pPr>
+    </w:p>
+    <w:p>
+      <w:pPr>
         <w:rPr>
           <w:rFonts w:ascii="Times New Roman" w:hAnsi="Times New Roman" w:cs="Times New Roman"/>
           <w:b/>
           <w:bCs/>
-          <w:sz w:val="28"/>
-          <w:szCs w:val="28"/>
-        </w:rPr>
-        <w:t>LINK :</w:t>
-      </w:r>
-      <w:proofErr w:type="gramEnd"/>
+        </w:rPr>
+      </w:pPr>
       <w:r>
         <w:rPr>
           <w:rFonts w:ascii="Times New Roman" w:hAnsi="Times New Roman" w:cs="Times New Roman"/>
           <w:b/>
           <w:bCs/>
-          <w:sz w:val="28"/>
-          <w:szCs w:val="28"/>
-        </w:rPr>
-        <w:t xml:space="preserve"> </w:t>
-      </w:r>
-      <w:hyperlink r:id="rId21" w:history="1">
-        <w:r>
-          <w:rPr>
-            <w:rStyle w:val="Hyperlink"/>
-            <w:rFonts w:ascii="Times New Roman" w:hAnsi="Times New Roman" w:cs="Times New Roman"/>
-            <w:b/>
-            <w:bCs/>
-            <w:sz w:val="28"/>
-            <w:szCs w:val="28"/>
-          </w:rPr>
-          <w:t>https://github.com/AnjaliMAZ/azure-vmss-flask-app.git</w:t>
-        </w:r>
-      </w:hyperlink>
+        </w:rPr>
+        <w:t>RESUL</w:t>
+      </w:r>
+      <w:r>
+        <w:rPr>
+          <w:rFonts w:ascii="Times New Roman" w:hAnsi="Times New Roman" w:cs="Times New Roman"/>
+          <w:b/>
+          <w:bCs/>
+        </w:rPr>
+        <w:t>T</w:t>
+      </w:r>
+    </w:p>
+    <w:p>
+      <w:pPr>
+        <w:rPr>
+          <w:rFonts w:ascii="Times New Roman" w:hAnsi="Times New Roman" w:cs="Times New Roman"/>
+        </w:rPr>
+      </w:pPr>
+      <w:r>
+        <w:rPr>
+          <w:rFonts w:ascii="Times New Roman" w:hAnsi="Times New Roman" w:cs="Times New Roman"/>
+        </w:rPr>
+        <w:lastRenderedPageBreak/>
+        <w:t>Now test again</w:t>
+      </w:r>
+    </w:p>
+    <w:p>
+      <w:pPr>
+        <w:rPr>
+          <w:rFonts w:ascii="Times New Roman" w:hAnsi="Times New Roman" w:cs="Times New Roman"/>
+        </w:rPr>
+      </w:pPr>
+      <w:r>
+        <w:rPr>
+          <w:rFonts w:ascii="Times New Roman" w:hAnsi="Times New Roman" w:cs="Times New Roman"/>
+        </w:rPr>
+        <w:t>Open:</w:t>
+      </w:r>
+    </w:p>
+    <w:p>
+      <w:pPr>
+        <w:rPr>
+          <w:rFonts w:ascii="Times New Roman" w:hAnsi="Times New Roman" w:cs="Times New Roman"/>
+        </w:rPr>
+      </w:pPr>
+      <w:r>
+        <w:rPr>
+          <w:rFonts w:ascii="Times New Roman" w:hAnsi="Times New Roman" w:cs="Times New Roman"/>
+        </w:rPr>
+        <w:t>http://&lt;public-ip&gt;</w:t>
+      </w:r>
+    </w:p>
+    <w:p>
+      <w:pPr>
+        <w:rPr>
+          <w:rFonts w:ascii="Times New Roman" w:hAnsi="Times New Roman" w:cs="Times New Roman"/>
+        </w:rPr>
+      </w:pPr>
+      <w:r>
+        <w:rPr>
+          <w:rFonts w:ascii="Times New Roman" w:hAnsi="Times New Roman" w:cs="Times New Roman"/>
+        </w:rPr>
+        <w:t>Enter username</w:t>
+      </w:r>
+    </w:p>
+    <w:p>
+      <w:pPr>
+        <w:rPr>
+          <w:rFonts w:ascii="Times New Roman" w:hAnsi="Times New Roman" w:cs="Times New Roman"/>
+        </w:rPr>
+      </w:pPr>
+      <w:r>
+        <w:rPr>
+          <w:rFonts w:ascii="Times New Roman" w:hAnsi="Times New Roman" w:cs="Times New Roman"/>
+        </w:rPr>
+        <w:t>Click Save</w:t>
+      </w:r>
+    </w:p>
+    <w:p>
+      <w:pPr>
+        <w:rPr>
+          <w:rFonts w:ascii="Times New Roman" w:hAnsi="Times New Roman" w:cs="Times New Roman"/>
+          <w:b/>
+          <w:bCs/>
+        </w:rPr>
+      </w:pPr>
+      <w:r>
+        <w:rPr>
+          <w:noProof/>
+        </w:rPr>
+        <w:drawing>
+          <wp:inline distT="0" distB="0" distL="0" distR="0" wp14:anchorId="67B3DB41" wp14:editId="6BE65DD2">
+            <wp:extent cx="5731510" cy="3006725"/>
+            <wp:effectExtent l="0" t="0" r="2540" b="3175"/>
+            <wp:docPr id="154309718" name="Picture 3"/>
+            <wp:cNvGraphicFramePr>
+              <a:graphicFrameLocks xmlns:a="http://schemas.openxmlformats.org/drawingml/2006/main" noChangeAspect="1"/>
+            </wp:cNvGraphicFramePr>
+            <a:graphic xmlns:a="http://schemas.openxmlformats.org/drawingml/2006/main">
+              <a:graphicData uri="http://schemas.openxmlformats.org/drawingml/2006/picture">
+                <pic:pic xmlns:pic="http://schemas.openxmlformats.org/drawingml/2006/picture">
+                  <pic:nvPicPr>
+                    <pic:cNvPr id="0" name="Picture 8"/>
+                    <pic:cNvPicPr>
+                      <a:picLocks noChangeAspect="1" noChangeArrowheads="1"/>
+                    </pic:cNvPicPr>
+                  </pic:nvPicPr>
+                  <pic:blipFill>
+                    <a:blip r:embed="rId21" cstate="print">
+                      <a:extLst>
+                        <a:ext uri="{28A0092B-C50C-407E-A947-70E740481C1C}">
+                          <a14:useLocalDpi xmlns:a14="http://schemas.microsoft.com/office/drawing/2010/main" val="0"/>
+                        </a:ext>
+                      </a:extLst>
+                    </a:blip>
+                    <a:srcRect/>
+                    <a:stretch>
+                      <a:fillRect/>
+                    </a:stretch>
+                  </pic:blipFill>
+                  <pic:spPr bwMode="auto">
+                    <a:xfrm>
+                      <a:off x="0" y="0"/>
+                      <a:ext cx="5731510" cy="3006725"/>
+                    </a:xfrm>
+                    <a:prstGeom prst="rect">
+                      <a:avLst/>
+                    </a:prstGeom>
+                    <a:noFill/>
+                    <a:ln>
+                      <a:noFill/>
+                    </a:ln>
+                  </pic:spPr>
+                </pic:pic>
+              </a:graphicData>
+            </a:graphic>
+          </wp:inline>
+        </w:drawing>
+      </w:r>
+    </w:p>
+    <w:p>
+      <w:pPr>
+        <w:rPr>
+          <w:rFonts w:ascii="Times New Roman" w:hAnsi="Times New Roman" w:cs="Times New Roman"/>
+        </w:rPr>
+      </w:pPr>
+      <w:r>
+        <w:rPr>
+          <w:rFonts w:ascii="Times New Roman" w:hAnsi="Times New Roman" w:cs="Times New Roman"/>
+        </w:rPr>
+        <w:t>You should see:</w:t>
+      </w:r>
+    </w:p>
+    <w:p>
+      <w:pPr>
+        <w:rPr>
+          <w:rFonts w:ascii="Times New Roman" w:hAnsi="Times New Roman" w:cs="Times New Roman"/>
+        </w:rPr>
+      </w:pPr>
+      <w:r>
+        <w:rPr>
+          <w:rFonts w:ascii="Times New Roman" w:hAnsi="Times New Roman" w:cs="Times New Roman"/>
+        </w:rPr>
+        <w:t>Saved in Azure DB: Anjali</w:t>
+      </w:r>
+    </w:p>
+    <w:p>
+      <w:pPr>
+        <w:rPr>
+          <w:rFonts w:ascii="Times New Roman" w:hAnsi="Times New Roman" w:cs="Times New Roman"/>
+          <w:b/>
+          <w:bCs/>
+        </w:rPr>
+      </w:pPr>
+    </w:p>
+    <w:p>
+      <w:pPr>
+        <w:rPr>
+          <w:rFonts w:ascii="Times New Roman" w:hAnsi="Times New Roman" w:cs="Times New Roman"/>
+        </w:rPr>
+      </w:pPr>
+      <w:r>
+        <w:rPr>
+          <w:noProof/>
+        </w:rPr>
+        <w:drawing>
+          <wp:inline distT="0" distB="0" distL="0" distR="0" wp14:anchorId="2A48BE96" wp14:editId="3F92557C">
+            <wp:extent cx="5731510" cy="3021965"/>
+            <wp:effectExtent l="0" t="0" r="2540" b="6985"/>
+            <wp:docPr id="111002298" name="Picture 1"/>
+            <wp:cNvGraphicFramePr>
+              <a:graphicFrameLocks xmlns:a="http://schemas.openxmlformats.org/drawingml/2006/main" noChangeAspect="1"/>
+            </wp:cNvGraphicFramePr>
+            <a:graphic xmlns:a="http://schemas.openxmlformats.org/drawingml/2006/main">
+              <a:graphicData uri="http://schemas.openxmlformats.org/drawingml/2006/picture">
+                <pic:pic xmlns:pic="http://schemas.openxmlformats.org/drawingml/2006/picture">
+                  <pic:nvPicPr>
+                    <pic:cNvPr id="0" name="Picture 1"/>
+                    <pic:cNvPicPr>
+                      <a:picLocks noChangeAspect="1" noChangeArrowheads="1"/>
+                    </pic:cNvPicPr>
+                  </pic:nvPicPr>
+                  <pic:blipFill>
+                    <a:blip r:embed="rId22" cstate="print">
+                      <a:extLst>
+                        <a:ext uri="{28A0092B-C50C-407E-A947-70E740481C1C}">
+                          <a14:useLocalDpi xmlns:a14="http://schemas.microsoft.com/office/drawing/2010/main" val="0"/>
+                        </a:ext>
+                      </a:extLst>
+                    </a:blip>
+                    <a:srcRect/>
+                    <a:stretch>
+                      <a:fillRect/>
+                    </a:stretch>
+                  </pic:blipFill>
+                  <pic:spPr bwMode="auto">
+                    <a:xfrm>
+                      <a:off x="0" y="0"/>
+                      <a:ext cx="5731510" cy="3021965"/>
+                    </a:xfrm>
+                    <a:prstGeom prst="rect">
+                      <a:avLst/>
+                    </a:prstGeom>
+                    <a:noFill/>
+                    <a:ln>
+                      <a:noFill/>
+                    </a:ln>
+                  </pic:spPr>
+                </pic:pic>
+              </a:graphicData>
+            </a:graphic>
+          </wp:inline>
+        </w:drawing>
+      </w:r>
     </w:p>
     <w:p>
       <w:pPr>
